--- a/dist/exports/kcet-alcohol-phenols-and-ethers_revision_notes.docx
+++ b/dist/exports/kcet-alcohol-phenols-and-ethers_revision_notes.docx
@@ -189,7 +189,7 @@
                 <w:color w:val="2D3748"/>
                 <w:sz w:val="19"/>
               </w:rPr>
-              <w:t>Kcet Alcohol Phenols And Ethers - Core Application</w:t>
+              <w:t>Acidity of Phenols &amp; Distinguishing Tests</w:t>
             </w:r>
           </w:p>
         </w:tc>
@@ -209,7 +209,7 @@
               <w:rPr>
                 <w:sz w:val="19"/>
               </w:rPr>
-              <w:t>32 PYQs</w:t>
+              <w:t>16 PYQs</w:t>
             </w:r>
           </w:p>
         </w:tc>
@@ -230,7 +230,94 @@
                 <w:color w:val="718096"/>
                 <w:sz w:val="19"/>
               </w:rPr>
-              <w:t>General Concept</w:t>
+              <w:t>Phenols</w:t>
+            </w:r>
+          </w:p>
+        </w:tc>
+      </w:tr>
+      <w:tr>
+        <w:tc>
+          <w:tcPr>
+            <w:tcW w:type="dxa" w:w="2160"/>
+            <w:shd w:fill="FFFFFF"/>
+            <w:tcMar>
+              <w:top w:w="80" w:type="dxa"/>
+              <w:bottom w:w="80" w:type="dxa"/>
+              <w:left w:w="150" w:type="dxa"/>
+              <w:right w:w="150" w:type="dxa"/>
+            </w:tcMar>
+          </w:tcPr>
+          <w:p>
+            <w:r>
+              <w:rPr>
+                <w:b/>
+                <w:color w:val="C53030"/>
+                <w:sz w:val="19"/>
+              </w:rPr>
+              <w:t>Very High</w:t>
+            </w:r>
+          </w:p>
+        </w:tc>
+        <w:tc>
+          <w:tcPr>
+            <w:tcW w:type="dxa" w:w="4320"/>
+            <w:shd w:fill="FFFFFF"/>
+            <w:tcMar>
+              <w:top w:w="80" w:type="dxa"/>
+              <w:bottom w:w="80" w:type="dxa"/>
+              <w:left w:w="150" w:type="dxa"/>
+              <w:right w:w="150" w:type="dxa"/>
+            </w:tcMar>
+          </w:tcPr>
+          <w:p>
+            <w:r>
+              <w:rPr>
+                <w:b/>
+                <w:color w:val="2D3748"/>
+                <w:sz w:val="19"/>
+              </w:rPr>
+              <w:t>Williamson Ether Synthesis &amp; Cleavage by HI</w:t>
+            </w:r>
+          </w:p>
+        </w:tc>
+        <w:tc>
+          <w:tcPr>
+            <w:tcW w:type="dxa" w:w="1728"/>
+            <w:shd w:fill="FFFFFF"/>
+            <w:tcMar>
+              <w:top w:w="80" w:type="dxa"/>
+              <w:bottom w:w="80" w:type="dxa"/>
+              <w:left w:w="150" w:type="dxa"/>
+              <w:right w:w="150" w:type="dxa"/>
+            </w:tcMar>
+          </w:tcPr>
+          <w:p>
+            <w:r>
+              <w:rPr>
+                <w:sz w:val="19"/>
+              </w:rPr>
+              <w:t>16 PYQs</w:t>
+            </w:r>
+          </w:p>
+        </w:tc>
+        <w:tc>
+          <w:tcPr>
+            <w:tcW w:type="dxa" w:w="1872"/>
+            <w:shd w:fill="FFFFFF"/>
+            <w:tcMar>
+              <w:top w:w="80" w:type="dxa"/>
+              <w:bottom w:w="80" w:type="dxa"/>
+              <w:left w:w="150" w:type="dxa"/>
+              <w:right w:w="150" w:type="dxa"/>
+            </w:tcMar>
+          </w:tcPr>
+          <w:p>
+            <w:r>
+              <w:rPr>
+                <w:color w:val="718096"/>
+                <w:sz w:val="19"/>
+              </w:rPr>
+              <w:t>Ethers</w:t>
             </w:r>
           </w:p>
         </w:tc>
@@ -311,6 +398,98 @@
           </w:p>
         </w:tc>
       </w:tr>
+      <w:tr>
+        <w:tc>
+          <w:tcPr>
+            <w:tcW w:type="dxa" w:w="3600"/>
+            <w:shd w:fill="F7FAFC"/>
+            <w:tcMar>
+              <w:top w:w="100" w:type="dxa"/>
+              <w:bottom w:w="100" w:type="dxa"/>
+              <w:left w:w="150" w:type="dxa"/>
+              <w:right w:w="150" w:type="dxa"/>
+            </w:tcMar>
+          </w:tcPr>
+          <w:p>
+            <w:r>
+              <w:rPr>
+                <w:b/>
+                <w:color w:val="1A365D"/>
+                <w:sz w:val="19"/>
+              </w:rPr>
+              <w:t>Acidity of Phenols &amp; Distinguishing Tests</w:t>
+            </w:r>
+          </w:p>
+        </w:tc>
+        <w:tc>
+          <w:tcPr>
+            <w:tcW w:type="dxa" w:w="6480"/>
+            <w:shd w:fill="F7FAFC"/>
+            <w:tcMar>
+              <w:top w:w="100" w:type="dxa"/>
+              <w:bottom w:w="100" w:type="dxa"/>
+              <w:left w:w="150" w:type="dxa"/>
+              <w:right w:w="150" w:type="dxa"/>
+            </w:tcMar>
+          </w:tcPr>
+          <w:p>
+            <w:r>
+              <w:rPr>
+                <w:rFonts w:ascii="Cambria Math" w:hAnsi="Cambria Math"/>
+                <w:color w:val="2D3748"/>
+                <w:sz w:val="19"/>
+              </w:rPr>
+              <w:t>\text{Acidity: Picric acid} &gt; \text{p-Nitrophenol} &gt; \text{Phenol} &gt; \text{Water} &gt; \text{Ethanol}, \quad \text{Lucas: } 3^\circ \text{ (turbidity immediately)}, 2^\circ \text{ (5 mins)}, 1^\circ \text{ (no turbidity)}</w:t>
+            </w:r>
+          </w:p>
+        </w:tc>
+      </w:tr>
+      <w:tr>
+        <w:tc>
+          <w:tcPr>
+            <w:tcW w:type="dxa" w:w="3600"/>
+            <w:shd w:fill="FFFFFF"/>
+            <w:tcMar>
+              <w:top w:w="100" w:type="dxa"/>
+              <w:bottom w:w="100" w:type="dxa"/>
+              <w:left w:w="150" w:type="dxa"/>
+              <w:right w:w="150" w:type="dxa"/>
+            </w:tcMar>
+          </w:tcPr>
+          <w:p>
+            <w:r>
+              <w:rPr>
+                <w:b/>
+                <w:color w:val="1A365D"/>
+                <w:sz w:val="19"/>
+              </w:rPr>
+              <w:t>Williamson Ether Synthesis &amp; Cleavage by HI</w:t>
+            </w:r>
+          </w:p>
+        </w:tc>
+        <w:tc>
+          <w:tcPr>
+            <w:tcW w:type="dxa" w:w="6480"/>
+            <w:shd w:fill="FFFFFF"/>
+            <w:tcMar>
+              <w:top w:w="100" w:type="dxa"/>
+              <w:bottom w:w="100" w:type="dxa"/>
+              <w:left w:w="150" w:type="dxa"/>
+              <w:right w:w="150" w:type="dxa"/>
+            </w:tcMar>
+          </w:tcPr>
+          <w:p>
+            <w:r>
+              <w:rPr>
+                <w:rFonts w:ascii="Cambria Math" w:hAnsi="Cambria Math"/>
+                <w:color w:val="2D3748"/>
+                <w:sz w:val="19"/>
+              </w:rPr>
+              <w:t>\text{Williamson: } \text{R-O}^- \text{Na}^+ + \text{R'-X (must be } 1^\circ) \to \text{R-O-R'} + \text{NaX}</w:t>
+            </w:r>
+          </w:p>
+        </w:tc>
+      </w:tr>
     </w:tbl>
     <w:p>
       <w:pPr>
@@ -338,7 +517,7 @@
           <w:color w:val="2B6CB0"/>
           <w:sz w:val="24"/>
         </w:rPr>
-        <w:t>3.1 Kcet Alcohol Phenols And Ethers - Core Application (Very High Yield — 32 PYQs)</w:t>
+        <w:t>3.1 Acidity of Phenols &amp; Distinguishing Tests (Very High Yield — 16 PYQs)</w:t>
       </w:r>
     </w:p>
     <w:p>
@@ -353,7 +532,7 @@
         <w:rPr>
           <w:sz w:val="20"/>
         </w:rPr>
-        <w:t>Key problem pattern in Kcet Alcohol Phenols And Ethers.</w:t>
+        <w:t>Phenoxide resonance stabilization, substituent effects on acidity, Reimer-Tiemann and Kolbe-Schmitt reactions, and Lucas test.</w:t>
       </w:r>
     </w:p>
     <w:tbl>
@@ -391,7 +570,7 @@
                 <w:color w:val="2D3748"/>
                 <w:sz w:val="19"/>
               </w:rPr>
-              <w:t>Watch for algebraic and sign errors.</w:t>
+              <w:t>Electron withdrawing groups (-NO_2, -CN) INCREASE phenol acidity (especially at ortho and para positions), while electron donating groups (-CH_3) decrease acidity.</w:t>
             </w:r>
           </w:p>
         </w:tc>
@@ -432,7 +611,215 @@
                 <w:color w:val="2D3748"/>
                 <w:sz w:val="19"/>
               </w:rPr>
-              <w:t>Verify dimensions and boundary conditions.</w:t>
+              <w:t>Reimer-Tiemann reaction involves dichlorocarbene (:CCl_2) as an electrophilic intermediate to convert phenol to salicylaldehyde.</w:t>
+            </w:r>
+          </w:p>
+        </w:tc>
+      </w:tr>
+    </w:tbl>
+    <w:p>
+      <w:pPr>
+        <w:spacing w:before="120" w:after="40"/>
+      </w:pPr>
+      <w:r>
+        <w:rPr>
+          <w:b/>
+          <w:color w:val="1A365D"/>
+          <w:sz w:val="19"/>
+        </w:rPr>
+        <w:t>Source PYQs testing this concept:</w:t>
+      </w:r>
+    </w:p>
+    <w:p>
+      <w:pPr>
+        <w:pStyle w:val="ListBullet"/>
+        <w:spacing w:after="40"/>
+      </w:pPr>
+      <w:r>
+        <w:rPr>
+          <w:b/>
+          <w:sz w:val="18"/>
+        </w:rPr>
+        <w:t xml:space="preserve">[2026 Shift] Q#2 (MCQ): </w:t>
+      </w:r>
+      <w:r>
+        <w:rPr>
+          <w:sz w:val="18"/>
+        </w:rPr>
+        <w:t xml:space="preserve">"Glycerol is a trihydric alcohol. It contains ____...."  </w:t>
+      </w:r>
+      <w:r>
+        <w:rPr>
+          <w:b/>
+          <w:color w:val="2B6CB0"/>
+          <w:sz w:val="18"/>
+        </w:rPr>
+        <w:t>[Ans: B]</w:t>
+      </w:r>
+    </w:p>
+    <w:p>
+      <w:pPr>
+        <w:pStyle w:val="ListBullet"/>
+        <w:spacing w:after="40"/>
+      </w:pPr>
+      <w:r>
+        <w:rPr>
+          <w:b/>
+          <w:sz w:val="18"/>
+        </w:rPr>
+        <w:t xml:space="preserve">[2026 Shift] Q#4 (MCQ): </w:t>
+      </w:r>
+      <w:r>
+        <w:rPr>
+          <w:sz w:val="18"/>
+        </w:rPr>
+        <w:t xml:space="preserve">"$\text{C}_{3}\text{H}_{6}\overset{(i)\text{BH}_{3};(ii)\text{H}_{2}\text{O}_{2}/\text{NaOH}}{\rightarrow \le ftarrow}P\overset{\text{CrO}_{3..."  </w:t>
+      </w:r>
+      <w:r>
+        <w:rPr>
+          <w:b/>
+          <w:color w:val="2B6CB0"/>
+          <w:sz w:val="18"/>
+        </w:rPr>
+        <w:t>[Ans: N/A]</w:t>
+      </w:r>
+    </w:p>
+    <w:p>
+      <w:pPr>
+        <w:pStyle w:val="ListBullet"/>
+        <w:spacing w:after="40"/>
+      </w:pPr>
+      <w:r>
+        <w:rPr>
+          <w:b/>
+          <w:sz w:val="18"/>
+        </w:rPr>
+        <w:t xml:space="preserve">[2025 Shift] Q#2 (MCQ): </w:t>
+      </w:r>
+      <w:r>
+        <w:rPr>
+          <w:sz w:val="18"/>
+        </w:rPr>
+        <w:t xml:space="preserve">"Phenol can be distinguished from propanol by using the reagent..."  </w:t>
+      </w:r>
+      <w:r>
+        <w:rPr>
+          <w:b/>
+          <w:color w:val="2B6CB0"/>
+          <w:sz w:val="18"/>
+        </w:rPr>
+        <w:t>[Ans: N/A]</w:t>
+      </w:r>
+    </w:p>
+    <w:p>
+      <w:pPr>
+        <w:spacing w:after="120"/>
+      </w:pPr>
+    </w:p>
+    <w:p>
+      <w:pPr>
+        <w:pStyle w:val="Heading2"/>
+      </w:pPr>
+      <w:r>
+        <w:rPr>
+          <w:color w:val="2B6CB0"/>
+          <w:sz w:val="24"/>
+        </w:rPr>
+        <w:t>3.2 Williamson Ether Synthesis &amp; Cleavage by HI (Very High Yield — 16 PYQs)</w:t>
+      </w:r>
+    </w:p>
+    <w:p>
+      <w:r>
+        <w:rPr>
+          <w:b/>
+          <w:sz w:val="20"/>
+        </w:rPr>
+        <w:t xml:space="preserve">Core Principle: </w:t>
+      </w:r>
+      <w:r>
+        <w:rPr>
+          <w:sz w:val="20"/>
+        </w:rPr>
+        <w:t>Alkoxide SN2 displacement on primary halides, and ether cleavage mechanism with concentrated HI.</w:t>
+      </w:r>
+    </w:p>
+    <w:tbl>
+      <w:tblPr>
+        <w:tblW w:type="auto" w:w="0"/>
+        <w:jc w:val="center"/>
+        <w:tblLook w:firstColumn="1" w:firstRow="1" w:lastColumn="0" w:lastRow="0" w:noHBand="0" w:noVBand="1" w:val="04A0"/>
+      </w:tblPr>
+      <w:tblGrid>
+        <w:gridCol w:w="10080"/>
+      </w:tblGrid>
+      <w:tr>
+        <w:tc>
+          <w:tcPr>
+            <w:tcW w:type="dxa" w:w="10080"/>
+            <w:shd w:fill="FFF5F5"/>
+            <w:tcMar>
+              <w:top w:w="100" w:type="dxa"/>
+              <w:bottom w:w="100" w:type="dxa"/>
+              <w:left w:w="150" w:type="dxa"/>
+              <w:right w:w="150" w:type="dxa"/>
+            </w:tcMar>
+          </w:tcPr>
+          <w:p>
+            <w:r>
+              <w:rPr>
+                <w:b/>
+                <w:color w:val="C53030"/>
+                <w:sz w:val="19"/>
+              </w:rPr>
+              <w:t xml:space="preserve">⚠️ Common Trap / JEE Pitfall: </w:t>
+            </w:r>
+            <w:r>
+              <w:rPr>
+                <w:color w:val="2D3748"/>
+                <w:sz w:val="19"/>
+              </w:rPr>
+              <w:t>In Williamson synthesis, the alkyl halide MUST be primary (1°). If a tertiary (3°) halide is used, elimination dominates to give an ALKENE instead of an ether!</w:t>
+            </w:r>
+          </w:p>
+        </w:tc>
+      </w:tr>
+    </w:tbl>
+    <w:tbl>
+      <w:tblPr>
+        <w:tblW w:type="auto" w:w="0"/>
+        <w:jc w:val="center"/>
+        <w:tblLook w:firstColumn="1" w:firstRow="1" w:lastColumn="0" w:lastRow="0" w:noHBand="0" w:noVBand="1" w:val="04A0"/>
+      </w:tblPr>
+      <w:tblGrid>
+        <w:gridCol w:w="10080"/>
+      </w:tblGrid>
+      <w:tr>
+        <w:tc>
+          <w:tcPr>
+            <w:tcW w:type="dxa" w:w="10080"/>
+            <w:shd w:fill="F0FFF4"/>
+            <w:tcMar>
+              <w:top w:w="100" w:type="dxa"/>
+              <w:bottom w:w="100" w:type="dxa"/>
+              <w:left w:w="150" w:type="dxa"/>
+              <w:right w:w="150" w:type="dxa"/>
+            </w:tcMar>
+          </w:tcPr>
+          <w:p>
+            <w:r>
+              <w:rPr>
+                <w:b/>
+                <w:color w:val="276749"/>
+                <w:sz w:val="19"/>
+              </w:rPr>
+              <w:t xml:space="preserve">💡 Speed Hack / Trick: </w:t>
+            </w:r>
+            <w:r>
+              <w:rPr>
+                <w:color w:val="2D3748"/>
+                <w:sz w:val="19"/>
+              </w:rPr>
+              <w:t>With unsymmetrical ethers + HI: If one alkyl group is tertiary (3°), the iodide attaches to the 3° carbon (via SN1). If both are 1° or 2°, iodide attacks the less hindered carbon (via SN2).</w:t>
             </w:r>
           </w:p>
         </w:tc>
@@ -488,13 +875,13 @@
           <w:b/>
           <w:sz w:val="18"/>
         </w:rPr>
-        <w:t xml:space="preserve">[2026 Shift] Q#2 (MCQ): </w:t>
+        <w:t xml:space="preserve">[2026 Shift] Q#3 (MCQ): </w:t>
       </w:r>
       <w:r>
         <w:rPr>
           <w:sz w:val="18"/>
         </w:rPr>
-        <w:t xml:space="preserve">"Glycerol is a trihydric alcohol. It contains ____...."  </w:t>
+        <w:t xml:space="preserve">"R-CH_(2)OH is converted into R-CHO by reacting with ________...."  </w:t>
       </w:r>
       <w:r>
         <w:rPr>
@@ -502,7 +889,7 @@
           <w:color w:val="2B6CB0"/>
           <w:sz w:val="18"/>
         </w:rPr>
-        <w:t>[Ans: B]</w:t>
+        <w:t>[Ans: N/A]</w:t>
       </w:r>
     </w:p>
     <w:p>
@@ -515,13 +902,13 @@
           <w:b/>
           <w:sz w:val="18"/>
         </w:rPr>
-        <w:t xml:space="preserve">[2026 Shift] Q#3 (MCQ): </w:t>
+        <w:t xml:space="preserve">[2025 Shift] Q#1 (MCQ): </w:t>
       </w:r>
       <w:r>
         <w:rPr>
           <w:sz w:val="18"/>
         </w:rPr>
-        <w:t xml:space="preserve">"R-CH_(2)OH is converted into R-CHO by reacting with ________...."  </w:t>
+        <w:t xml:space="preserve">"Ethyl alcohol is heated with concentrated sulphuric acid at 413 K . The major product..."  </w:t>
       </w:r>
       <w:r>
         <w:rPr>
@@ -660,6 +1047,129 @@
               <w:t>Solution Analysis:</w:t>
               <w:br/>
               <w:t>In an ether, the larger carbon part is chosen as the parent hydrocarbon, and the smaller part attached through oxygen is named as an alkoxy group. Here, one side of oxygen is an ethyl group, -C_(2)H_(5) . So this part becomes the alkoxy group: ethoxy, -O-C_(2)H_(5) . The other side is a tert-butyl group, -C(CH_(3))_(3) . The longest continuous chain in this part has 3 carbon atoms, so the parent hydrocarbon is propane. In the propane chain, the middle carbon is carbon number 2. Both substituents are attached to this carbon. At carbon 2, there is one methyl group, -CH_(3) , and one ethoxy group, -O-C_(2)H_(5) . Substituents are written in alphabetical order. Ethoxy comes before methyl. So, the correct IUPAC name is 2-ethoxy-2-methylpropane .</w:t>
+            </w:r>
+          </w:p>
+        </w:tc>
+      </w:tr>
+    </w:tbl>
+    <w:p>
+      <w:pPr>
+        <w:spacing w:after="120"/>
+      </w:pPr>
+    </w:p>
+    <w:p>
+      <w:pPr>
+        <w:spacing w:before="160" w:after="40"/>
+      </w:pPr>
+      <w:r>
+        <w:rPr>
+          <w:b/>
+          <w:color w:val="1A365D"/>
+          <w:sz w:val="22"/>
+        </w:rPr>
+        <w:t>Benchmark Problem 2: KCET 2026 (Q#2)</w:t>
+      </w:r>
+    </w:p>
+    <w:p>
+      <w:pPr>
+        <w:spacing w:after="80"/>
+      </w:pPr>
+      <w:r>
+        <w:rPr>
+          <w:sz w:val="20"/>
+        </w:rPr>
+        <w:t>Glycerol is a trihydric alcohol. It contains ____.</w:t>
+      </w:r>
+    </w:p>
+    <w:p>
+      <w:pPr>
+        <w:pStyle w:val="ListBullet"/>
+        <w:spacing w:after="20"/>
+      </w:pPr>
+      <w:r>
+        <w:rPr>
+          <w:sz w:val="19"/>
+        </w:rPr>
+        <w:t>(A) One primary, one secondary and one tertiary alcoholic groups</w:t>
+      </w:r>
+    </w:p>
+    <w:p>
+      <w:pPr>
+        <w:pStyle w:val="ListBullet"/>
+        <w:spacing w:after="20"/>
+      </w:pPr>
+      <w:r>
+        <w:rPr>
+          <w:b/>
+          <w:color w:val="276749"/>
+          <w:sz w:val="19"/>
+        </w:rPr>
+        <w:t>(B) Two primary and one secondary alcoholic groups</w:t>
+      </w:r>
+    </w:p>
+    <w:p>
+      <w:pPr>
+        <w:pStyle w:val="ListBullet"/>
+        <w:spacing w:after="20"/>
+      </w:pPr>
+      <w:r>
+        <w:rPr>
+          <w:sz w:val="19"/>
+        </w:rPr>
+        <w:t>(C) Two secondary and one primary alcoholic groups</w:t>
+      </w:r>
+    </w:p>
+    <w:p>
+      <w:pPr>
+        <w:pStyle w:val="ListBullet"/>
+        <w:spacing w:after="20"/>
+      </w:pPr>
+      <w:r>
+        <w:rPr>
+          <w:sz w:val="19"/>
+        </w:rPr>
+        <w:t>(D) One primary and two tertiary alcoholic groups</w:t>
+      </w:r>
+    </w:p>
+    <w:tbl>
+      <w:tblPr>
+        <w:tblW w:type="auto" w:w="0"/>
+        <w:jc w:val="center"/>
+        <w:tblLook w:firstColumn="1" w:firstRow="1" w:lastColumn="0" w:lastRow="0" w:noHBand="0" w:noVBand="1" w:val="04A0"/>
+      </w:tblPr>
+      <w:tblGrid>
+        <w:gridCol w:w="10080"/>
+      </w:tblGrid>
+      <w:tr>
+        <w:tc>
+          <w:tcPr>
+            <w:tcW w:type="dxa" w:w="10080"/>
+            <w:shd w:fill="F7FAFC"/>
+            <w:tcMar>
+              <w:top w:w="100" w:type="dxa"/>
+              <w:bottom w:w="100" w:type="dxa"/>
+              <w:left w:w="150" w:type="dxa"/>
+              <w:right w:w="150" w:type="dxa"/>
+            </w:tcMar>
+          </w:tcPr>
+          <w:p>
+            <w:r>
+              <w:rPr>
+                <w:b/>
+                <w:color w:val="1A365D"/>
+                <w:sz w:val="19"/>
+              </w:rPr>
+              <w:t>Correct Answer: B</w:t>
+              <w:br/>
+            </w:r>
+            <w:r>
+              <w:rPr>
+                <w:color w:val="2D3748"/>
+                <w:sz w:val="18"/>
+              </w:rPr>
+              <w:t>Solution Analysis:</w:t>
+              <w:br/>
+              <w:t>Glycerol is a trihydric alcohol, so it contains three alcoholic groups. Its structure is: CH_(2)OH-CHOH-CH_(2)OH Now look at the carbon atoms attached to the -OH groups. The two end carbon atoms are CH_(2)OH groups. Each of these carbon atoms is attached to only one other carbon atom, so these are primary alcoholic groups. The middle carbon atom is CHOH . It is attached to two other carbon atoms, so this is a secondary alcoholic group. So glycerol contains: two primary and one secondary alcoholic groups Correct option: B. Two primary and one secondary alcoholic groups.</w:t>
             </w:r>
           </w:p>
         </w:tc>

--- a/dist/exports/kcet-alcohol-phenols-and-ethers_revision_notes.docx
+++ b/dist/exports/kcet-alcohol-phenols-and-ethers_revision_notes.docx
@@ -13,7 +13,7 @@
           <w:color w:val="1A365D"/>
           <w:sz w:val="44"/>
         </w:rPr>
-        <w:t>JEE MAIN REVISION MASTER: ALCOHOL, PHENOLS AND ETHERS 2026 4 QUESTIONS 6.67% WEIGHTAGE</w:t>
+        <w:t>JEE MAIN REVISION MASTER: ALCOHOL, PHENOLS AND ETHERS</w:t>
       </w:r>
     </w:p>
     <w:p>
@@ -189,7 +189,7 @@
                 <w:color w:val="2D3748"/>
                 <w:sz w:val="19"/>
               </w:rPr>
-              <w:t>Acidity of Phenols &amp; Distinguishing Tests</w:t>
+              <w:t>Williamson Ether Synthesis &amp; Cleavage by HI</w:t>
             </w:r>
           </w:p>
         </w:tc>
@@ -209,7 +209,7 @@
               <w:rPr>
                 <w:sz w:val="19"/>
               </w:rPr>
-              <w:t>16 PYQs</w:t>
+              <w:t>17 PYQs</w:t>
             </w:r>
           </w:p>
         </w:tc>
@@ -230,7 +230,7 @@
                 <w:color w:val="718096"/>
                 <w:sz w:val="19"/>
               </w:rPr>
-              <w:t>Phenols</w:t>
+              <w:t>Ethers</w:t>
             </w:r>
           </w:p>
         </w:tc>
@@ -276,7 +276,7 @@
                 <w:color w:val="2D3748"/>
                 <w:sz w:val="19"/>
               </w:rPr>
-              <w:t>Williamson Ether Synthesis &amp; Cleavage by HI</w:t>
+              <w:t>Acidity of Phenols &amp; Distinguishing Tests</w:t>
             </w:r>
           </w:p>
         </w:tc>
@@ -296,7 +296,7 @@
               <w:rPr>
                 <w:sz w:val="19"/>
               </w:rPr>
-              <w:t>16 PYQs</w:t>
+              <w:t>15 PYQs</w:t>
             </w:r>
           </w:p>
         </w:tc>
@@ -317,7 +317,7 @@
                 <w:color w:val="718096"/>
                 <w:sz w:val="19"/>
               </w:rPr>
-              <w:t>Ethers</w:t>
+              <w:t>Phenols</w:t>
             </w:r>
           </w:p>
         </w:tc>
@@ -417,7 +417,7 @@
                 <w:color w:val="1A365D"/>
                 <w:sz w:val="19"/>
               </w:rPr>
-              <w:t>Acidity of Phenols &amp; Distinguishing Tests</w:t>
+              <w:t>Williamson Ether Synthesis &amp; Cleavage by HI</w:t>
             </w:r>
           </w:p>
         </w:tc>
@@ -439,7 +439,7 @@
                 <w:color w:val="2D3748"/>
                 <w:sz w:val="19"/>
               </w:rPr>
-              <w:t>\text{Acidity: Picric acid} &gt; \text{p-Nitrophenol} &gt; \text{Phenol} &gt; \text{Water} &gt; \text{Ethanol}, \quad \text{Lucas: } 3^\circ \text{ (turbidity immediately)}, 2^\circ \text{ (5 mins)}, 1^\circ \text{ (no turbidity)}</w:t>
+              <w:t>\text{Williamson: } \text{R-O}^- \text{Na}^+ + \text{R'-X (must be } 1^\circ) \to \text{R-O-R'} + \text{NaX}</w:t>
             </w:r>
           </w:p>
         </w:tc>
@@ -463,7 +463,7 @@
                 <w:color w:val="1A365D"/>
                 <w:sz w:val="19"/>
               </w:rPr>
-              <w:t>Williamson Ether Synthesis &amp; Cleavage by HI</w:t>
+              <w:t>Acidity of Phenols &amp; Distinguishing Tests</w:t>
             </w:r>
           </w:p>
         </w:tc>
@@ -485,7 +485,7 @@
                 <w:color w:val="2D3748"/>
                 <w:sz w:val="19"/>
               </w:rPr>
-              <w:t>\text{Williamson: } \text{R-O}^- \text{Na}^+ + \text{R'-X (must be } 1^\circ) \to \text{R-O-R'} + \text{NaX}</w:t>
+              <w:t>\text{Acidity: Picric acid} &gt; \text{p-Nitrophenol} &gt; \text{Phenol} &gt; \text{Water} &gt; \text{Ethanol}, \quad \text{Lucas: } 3^\circ \text{ (turbidity immediately)}, 2^\circ \text{ (5 mins)}, 1^\circ \text{ (no turbidity)}</w:t>
             </w:r>
           </w:p>
         </w:tc>
@@ -517,215 +517,7 @@
           <w:color w:val="2B6CB0"/>
           <w:sz w:val="24"/>
         </w:rPr>
-        <w:t>3.1 Acidity of Phenols &amp; Distinguishing Tests (Very High Yield — 16 PYQs)</w:t>
-      </w:r>
-    </w:p>
-    <w:p>
-      <w:r>
-        <w:rPr>
-          <w:b/>
-          <w:sz w:val="20"/>
-        </w:rPr>
-        <w:t xml:space="preserve">Core Principle: </w:t>
-      </w:r>
-      <w:r>
-        <w:rPr>
-          <w:sz w:val="20"/>
-        </w:rPr>
-        <w:t>Phenoxide resonance stabilization, substituent effects on acidity, Reimer-Tiemann and Kolbe-Schmitt reactions, and Lucas test.</w:t>
-      </w:r>
-    </w:p>
-    <w:tbl>
-      <w:tblPr>
-        <w:tblW w:type="auto" w:w="0"/>
-        <w:jc w:val="center"/>
-        <w:tblLook w:firstColumn="1" w:firstRow="1" w:lastColumn="0" w:lastRow="0" w:noHBand="0" w:noVBand="1" w:val="04A0"/>
-      </w:tblPr>
-      <w:tblGrid>
-        <w:gridCol w:w="10080"/>
-      </w:tblGrid>
-      <w:tr>
-        <w:tc>
-          <w:tcPr>
-            <w:tcW w:type="dxa" w:w="10080"/>
-            <w:shd w:fill="FFF5F5"/>
-            <w:tcMar>
-              <w:top w:w="100" w:type="dxa"/>
-              <w:bottom w:w="100" w:type="dxa"/>
-              <w:left w:w="150" w:type="dxa"/>
-              <w:right w:w="150" w:type="dxa"/>
-            </w:tcMar>
-          </w:tcPr>
-          <w:p>
-            <w:r>
-              <w:rPr>
-                <w:b/>
-                <w:color w:val="C53030"/>
-                <w:sz w:val="19"/>
-              </w:rPr>
-              <w:t xml:space="preserve">⚠️ Common Trap / JEE Pitfall: </w:t>
-            </w:r>
-            <w:r>
-              <w:rPr>
-                <w:color w:val="2D3748"/>
-                <w:sz w:val="19"/>
-              </w:rPr>
-              <w:t>Electron withdrawing groups (-NO_2, -CN) INCREASE phenol acidity (especially at ortho and para positions), while electron donating groups (-CH_3) decrease acidity.</w:t>
-            </w:r>
-          </w:p>
-        </w:tc>
-      </w:tr>
-    </w:tbl>
-    <w:tbl>
-      <w:tblPr>
-        <w:tblW w:type="auto" w:w="0"/>
-        <w:jc w:val="center"/>
-        <w:tblLook w:firstColumn="1" w:firstRow="1" w:lastColumn="0" w:lastRow="0" w:noHBand="0" w:noVBand="1" w:val="04A0"/>
-      </w:tblPr>
-      <w:tblGrid>
-        <w:gridCol w:w="10080"/>
-      </w:tblGrid>
-      <w:tr>
-        <w:tc>
-          <w:tcPr>
-            <w:tcW w:type="dxa" w:w="10080"/>
-            <w:shd w:fill="F0FFF4"/>
-            <w:tcMar>
-              <w:top w:w="100" w:type="dxa"/>
-              <w:bottom w:w="100" w:type="dxa"/>
-              <w:left w:w="150" w:type="dxa"/>
-              <w:right w:w="150" w:type="dxa"/>
-            </w:tcMar>
-          </w:tcPr>
-          <w:p>
-            <w:r>
-              <w:rPr>
-                <w:b/>
-                <w:color w:val="276749"/>
-                <w:sz w:val="19"/>
-              </w:rPr>
-              <w:t xml:space="preserve">💡 Speed Hack / Trick: </w:t>
-            </w:r>
-            <w:r>
-              <w:rPr>
-                <w:color w:val="2D3748"/>
-                <w:sz w:val="19"/>
-              </w:rPr>
-              <w:t>Reimer-Tiemann reaction involves dichlorocarbene (:CCl_2) as an electrophilic intermediate to convert phenol to salicylaldehyde.</w:t>
-            </w:r>
-          </w:p>
-        </w:tc>
-      </w:tr>
-    </w:tbl>
-    <w:p>
-      <w:pPr>
-        <w:spacing w:before="120" w:after="40"/>
-      </w:pPr>
-      <w:r>
-        <w:rPr>
-          <w:b/>
-          <w:color w:val="1A365D"/>
-          <w:sz w:val="19"/>
-        </w:rPr>
-        <w:t>Source PYQs testing this concept:</w:t>
-      </w:r>
-    </w:p>
-    <w:p>
-      <w:pPr>
-        <w:pStyle w:val="ListBullet"/>
-        <w:spacing w:after="40"/>
-      </w:pPr>
-      <w:r>
-        <w:rPr>
-          <w:b/>
-          <w:sz w:val="18"/>
-        </w:rPr>
-        <w:t xml:space="preserve">[2026 Shift] Q#2 (MCQ): </w:t>
-      </w:r>
-      <w:r>
-        <w:rPr>
-          <w:sz w:val="18"/>
-        </w:rPr>
-        <w:t xml:space="preserve">"Glycerol is a trihydric alcohol. It contains ____...."  </w:t>
-      </w:r>
-      <w:r>
-        <w:rPr>
-          <w:b/>
-          <w:color w:val="2B6CB0"/>
-          <w:sz w:val="18"/>
-        </w:rPr>
-        <w:t>[Ans: B]</w:t>
-      </w:r>
-    </w:p>
-    <w:p>
-      <w:pPr>
-        <w:pStyle w:val="ListBullet"/>
-        <w:spacing w:after="40"/>
-      </w:pPr>
-      <w:r>
-        <w:rPr>
-          <w:b/>
-          <w:sz w:val="18"/>
-        </w:rPr>
-        <w:t xml:space="preserve">[2026 Shift] Q#4 (MCQ): </w:t>
-      </w:r>
-      <w:r>
-        <w:rPr>
-          <w:sz w:val="18"/>
-        </w:rPr>
-        <w:t xml:space="preserve">"$\text{C}_{3}\text{H}_{6}\overset{(i)\text{BH}_{3};(ii)\text{H}_{2}\text{O}_{2}/\text{NaOH}}{\rightarrow \le ftarrow}P\overset{\text{CrO}_{3..."  </w:t>
-      </w:r>
-      <w:r>
-        <w:rPr>
-          <w:b/>
-          <w:color w:val="2B6CB0"/>
-          <w:sz w:val="18"/>
-        </w:rPr>
-        <w:t>[Ans: N/A]</w:t>
-      </w:r>
-    </w:p>
-    <w:p>
-      <w:pPr>
-        <w:pStyle w:val="ListBullet"/>
-        <w:spacing w:after="40"/>
-      </w:pPr>
-      <w:r>
-        <w:rPr>
-          <w:b/>
-          <w:sz w:val="18"/>
-        </w:rPr>
-        <w:t xml:space="preserve">[2025 Shift] Q#2 (MCQ): </w:t>
-      </w:r>
-      <w:r>
-        <w:rPr>
-          <w:sz w:val="18"/>
-        </w:rPr>
-        <w:t xml:space="preserve">"Phenol can be distinguished from propanol by using the reagent..."  </w:t>
-      </w:r>
-      <w:r>
-        <w:rPr>
-          <w:b/>
-          <w:color w:val="2B6CB0"/>
-          <w:sz w:val="18"/>
-        </w:rPr>
-        <w:t>[Ans: N/A]</w:t>
-      </w:r>
-    </w:p>
-    <w:p>
-      <w:pPr>
-        <w:spacing w:after="120"/>
-      </w:pPr>
-    </w:p>
-    <w:p>
-      <w:pPr>
-        <w:pStyle w:val="Heading2"/>
-      </w:pPr>
-      <w:r>
-        <w:rPr>
-          <w:color w:val="2B6CB0"/>
-          <w:sz w:val="24"/>
-        </w:rPr>
-        <w:t>3.2 Williamson Ether Synthesis &amp; Cleavage by HI (Very High Yield — 16 PYQs)</w:t>
+        <w:t>3.1 Williamson Ether Synthesis &amp; Cleavage by HI (Very High Yield — 17 PYQs)</w:t>
       </w:r>
     </w:p>
     <w:p>
@@ -875,6 +667,33 @@
           <w:b/>
           <w:sz w:val="18"/>
         </w:rPr>
+        <w:t xml:space="preserve">[2026 Shift] Q#2 (MCQ): </w:t>
+      </w:r>
+      <w:r>
+        <w:rPr>
+          <w:sz w:val="18"/>
+        </w:rPr>
+        <w:t xml:space="preserve">"Glycerol is a trihydric alcohol. It contains ____...."  </w:t>
+      </w:r>
+      <w:r>
+        <w:rPr>
+          <w:b/>
+          <w:color w:val="2B6CB0"/>
+          <w:sz w:val="18"/>
+        </w:rPr>
+        <w:t>[Ans: B]</w:t>
+      </w:r>
+    </w:p>
+    <w:p>
+      <w:pPr>
+        <w:pStyle w:val="ListBullet"/>
+        <w:spacing w:after="40"/>
+      </w:pPr>
+      <w:r>
+        <w:rPr>
+          <w:b/>
+          <w:sz w:val="18"/>
+        </w:rPr>
         <w:t xml:space="preserve">[2026 Shift] Q#3 (MCQ): </w:t>
       </w:r>
       <w:r>
@@ -882,6 +701,160 @@
           <w:sz w:val="18"/>
         </w:rPr>
         <w:t xml:space="preserve">"R-CH_(2)OH is converted into R-CHO by reacting with ________...."  </w:t>
+      </w:r>
+      <w:r>
+        <w:rPr>
+          <w:b/>
+          <w:color w:val="2B6CB0"/>
+          <w:sz w:val="18"/>
+        </w:rPr>
+        <w:t>[Ans: N/A]</w:t>
+      </w:r>
+    </w:p>
+    <w:p>
+      <w:pPr>
+        <w:spacing w:after="120"/>
+      </w:pPr>
+    </w:p>
+    <w:p>
+      <w:pPr>
+        <w:pStyle w:val="Heading2"/>
+      </w:pPr>
+      <w:r>
+        <w:rPr>
+          <w:color w:val="2B6CB0"/>
+          <w:sz w:val="24"/>
+        </w:rPr>
+        <w:t>3.2 Acidity of Phenols &amp; Distinguishing Tests (Very High Yield — 15 PYQs)</w:t>
+      </w:r>
+    </w:p>
+    <w:p>
+      <w:r>
+        <w:rPr>
+          <w:b/>
+          <w:sz w:val="20"/>
+        </w:rPr>
+        <w:t xml:space="preserve">Core Principle: </w:t>
+      </w:r>
+      <w:r>
+        <w:rPr>
+          <w:sz w:val="20"/>
+        </w:rPr>
+        <w:t>Phenoxide resonance stabilization, substituent effects on acidity, Reimer-Tiemann and Kolbe-Schmitt reactions, and Lucas test.</w:t>
+      </w:r>
+    </w:p>
+    <w:tbl>
+      <w:tblPr>
+        <w:tblW w:type="auto" w:w="0"/>
+        <w:jc w:val="center"/>
+        <w:tblLook w:firstColumn="1" w:firstRow="1" w:lastColumn="0" w:lastRow="0" w:noHBand="0" w:noVBand="1" w:val="04A0"/>
+      </w:tblPr>
+      <w:tblGrid>
+        <w:gridCol w:w="10080"/>
+      </w:tblGrid>
+      <w:tr>
+        <w:tc>
+          <w:tcPr>
+            <w:tcW w:type="dxa" w:w="10080"/>
+            <w:shd w:fill="FFF5F5"/>
+            <w:tcMar>
+              <w:top w:w="100" w:type="dxa"/>
+              <w:bottom w:w="100" w:type="dxa"/>
+              <w:left w:w="150" w:type="dxa"/>
+              <w:right w:w="150" w:type="dxa"/>
+            </w:tcMar>
+          </w:tcPr>
+          <w:p>
+            <w:r>
+              <w:rPr>
+                <w:b/>
+                <w:color w:val="C53030"/>
+                <w:sz w:val="19"/>
+              </w:rPr>
+              <w:t xml:space="preserve">⚠️ Common Trap / JEE Pitfall: </w:t>
+            </w:r>
+            <w:r>
+              <w:rPr>
+                <w:color w:val="2D3748"/>
+                <w:sz w:val="19"/>
+              </w:rPr>
+              <w:t>Electron withdrawing groups (-NO_2, -CN) INCREASE phenol acidity (especially at ortho and para positions), while electron donating groups (-CH_3) decrease acidity.</w:t>
+            </w:r>
+          </w:p>
+        </w:tc>
+      </w:tr>
+    </w:tbl>
+    <w:tbl>
+      <w:tblPr>
+        <w:tblW w:type="auto" w:w="0"/>
+        <w:jc w:val="center"/>
+        <w:tblLook w:firstColumn="1" w:firstRow="1" w:lastColumn="0" w:lastRow="0" w:noHBand="0" w:noVBand="1" w:val="04A0"/>
+      </w:tblPr>
+      <w:tblGrid>
+        <w:gridCol w:w="10080"/>
+      </w:tblGrid>
+      <w:tr>
+        <w:tc>
+          <w:tcPr>
+            <w:tcW w:type="dxa" w:w="10080"/>
+            <w:shd w:fill="F0FFF4"/>
+            <w:tcMar>
+              <w:top w:w="100" w:type="dxa"/>
+              <w:bottom w:w="100" w:type="dxa"/>
+              <w:left w:w="150" w:type="dxa"/>
+              <w:right w:w="150" w:type="dxa"/>
+            </w:tcMar>
+          </w:tcPr>
+          <w:p>
+            <w:r>
+              <w:rPr>
+                <w:b/>
+                <w:color w:val="276749"/>
+                <w:sz w:val="19"/>
+              </w:rPr>
+              <w:t xml:space="preserve">💡 Speed Hack / Trick: </w:t>
+            </w:r>
+            <w:r>
+              <w:rPr>
+                <w:color w:val="2D3748"/>
+                <w:sz w:val="19"/>
+              </w:rPr>
+              <w:t>Reimer-Tiemann reaction involves dichlorocarbene (:CCl_2) as an electrophilic intermediate to convert phenol to salicylaldehyde.</w:t>
+            </w:r>
+          </w:p>
+        </w:tc>
+      </w:tr>
+    </w:tbl>
+    <w:p>
+      <w:pPr>
+        <w:spacing w:before="120" w:after="40"/>
+      </w:pPr>
+      <w:r>
+        <w:rPr>
+          <w:b/>
+          <w:color w:val="1A365D"/>
+          <w:sz w:val="19"/>
+        </w:rPr>
+        <w:t>Source PYQs testing this concept:</w:t>
+      </w:r>
+    </w:p>
+    <w:p>
+      <w:pPr>
+        <w:pStyle w:val="ListBullet"/>
+        <w:spacing w:after="40"/>
+      </w:pPr>
+      <w:r>
+        <w:rPr>
+          <w:b/>
+          <w:sz w:val="18"/>
+        </w:rPr>
+        <w:t xml:space="preserve">[2025 Shift] Q#3 (MCQ): </w:t>
+      </w:r>
+      <w:r>
+        <w:rPr>
+          <w:sz w:val="18"/>
+        </w:rPr>
+        <w:t xml:space="preserve">"Match the following with theirpKavalues Acid pKa (I) Phenol (a) 16 (II) p-Nitrophenol (b) 0.78 (III) Ethyl alcohol (c) 10 (I..."  </w:t>
       </w:r>
       <w:r>
         <w:rPr>
@@ -902,13 +875,40 @@
           <w:b/>
           <w:sz w:val="18"/>
         </w:rPr>
-        <w:t xml:space="preserve">[2025 Shift] Q#1 (MCQ): </w:t>
+        <w:t xml:space="preserve">[2024 Shift] Q#1 (MCQ): </w:t>
       </w:r>
       <w:r>
         <w:rPr>
           <w:sz w:val="18"/>
         </w:rPr>
-        <w:t xml:space="preserve">"Ethyl alcohol is heated with concentrated sulphuric acid at 413 K . The major product..."  </w:t>
+        <w:t xml:space="preserve">"8.8 g of monohydric alcohol added to ethyl magnesium iodide in ether liberates 2240cm^3 of ethane at STP. This monohydric alcohol when o..."  </w:t>
+      </w:r>
+      <w:r>
+        <w:rPr>
+          <w:b/>
+          <w:color w:val="2B6CB0"/>
+          <w:sz w:val="18"/>
+        </w:rPr>
+        <w:t>[Ans: N/A]</w:t>
+      </w:r>
+    </w:p>
+    <w:p>
+      <w:pPr>
+        <w:pStyle w:val="ListBullet"/>
+        <w:spacing w:after="40"/>
+      </w:pPr>
+      <w:r>
+        <w:rPr>
+          <w:b/>
+          <w:sz w:val="18"/>
+        </w:rPr>
+        <w:t xml:space="preserve">[2023 Shift] Q#2 (MCQ): </w:t>
+      </w:r>
+      <w:r>
+        <w:rPr>
+          <w:sz w:val="18"/>
+        </w:rPr>
+        <w:t xml:space="preserve">"Y in the above reaction is..."  </w:t>
       </w:r>
       <w:r>
         <w:rPr>
@@ -1067,7 +1067,7 @@
           <w:color w:val="1A365D"/>
           <w:sz w:val="22"/>
         </w:rPr>
-        <w:t>Benchmark Problem 2: KCET 2026 (Q#2)</w:t>
+        <w:t>Benchmark Problem 2: KCET 2024 (Q#1)</w:t>
       </w:r>
     </w:p>
     <w:p>
@@ -1078,7 +1078,7 @@
         <w:rPr>
           <w:sz w:val="20"/>
         </w:rPr>
-        <w:t>Glycerol is a trihydric alcohol. It contains ____.</w:t>
+        <w:t>8.8 g of monohydric alcohol added to ethyl magnesium iodide in ether liberates 2240cm^3 of ethane at STP. This monohydric alcohol when oxidised using pyridinium-chloro-chromate, forms a carbonyl compound that answers silver mirror test (Tollen's test). The monohydric alcohol is</w:t>
       </w:r>
     </w:p>
     <w:p>
@@ -1090,21 +1090,7 @@
         <w:rPr>
           <w:sz w:val="19"/>
         </w:rPr>
-        <w:t>(A) One primary, one secondary and one tertiary alcoholic groups</w:t>
-      </w:r>
-    </w:p>
-    <w:p>
-      <w:pPr>
-        <w:pStyle w:val="ListBullet"/>
-        <w:spacing w:after="20"/>
-      </w:pPr>
-      <w:r>
-        <w:rPr>
-          <w:b/>
-          <w:color w:val="276749"/>
-          <w:sz w:val="19"/>
-        </w:rPr>
-        <w:t>(B) Two primary and one secondary alcoholic groups</w:t>
+        <w:t>(A) butan-2-ol</w:t>
       </w:r>
     </w:p>
     <w:p>
@@ -1116,7 +1102,7 @@
         <w:rPr>
           <w:sz w:val="19"/>
         </w:rPr>
-        <w:t>(C) Two secondary and one primary alcoholic groups</w:t>
+        <w:t>(B) 2,2-dimethyl propan-1-ol</w:t>
       </w:r>
     </w:p>
     <w:p>
@@ -1128,7 +1114,19 @@
         <w:rPr>
           <w:sz w:val="19"/>
         </w:rPr>
-        <w:t>(D) One primary and two tertiary alcoholic groups</w:t>
+        <w:t>(C) pentan-2-ol</w:t>
+      </w:r>
+    </w:p>
+    <w:p>
+      <w:pPr>
+        <w:pStyle w:val="ListBullet"/>
+        <w:spacing w:after="20"/>
+      </w:pPr>
+      <w:r>
+        <w:rPr>
+          <w:sz w:val="19"/>
+        </w:rPr>
+        <w:t>(D) 2, 2-dimethyl ethan-1-ol</w:t>
       </w:r>
     </w:p>
     <w:tbl>
@@ -1159,7 +1157,7 @@
                 <w:color w:val="1A365D"/>
                 <w:sz w:val="19"/>
               </w:rPr>
-              <w:t>Correct Answer: B</w:t>
+              <w:t>Correct Answer: None</w:t>
               <w:br/>
             </w:r>
             <w:r>
@@ -1169,7 +1167,11 @@
               </w:rPr>
               <w:t>Solution Analysis:</w:t>
               <w:br/>
-              <w:t>Glycerol is a trihydric alcohol, so it contains three alcoholic groups. Its structure is: CH_(2)OH-CHOH-CH_(2)OH Now look at the carbon atoms attached to the -OH groups. The two end carbon atoms are CH_(2)OH groups. Each of these carbon atoms is attached to only one other carbon atom, so these are primary alcoholic groups. The middle carbon atom is CHOH . It is attached to two other carbon atoms, so this is a secondary alcoholic group. So glycerol contains: two primary and one secondary alcoholic groups Correct option: B. Two primary and one secondary alcoholic groups.</w:t>
+              <w:t>Given that, 8.8 g of monohydric alcohol liberates 2240cm^3 of ethane.</w:t>
+              <w:br/>
+              <w:t>So, 88 g of monohydric alcohol will liberate 22400cm^3 (STP)</w:t>
+              <w:br/>
+              <w:t>Now, the carbonyl compound that can oxidise Tollens reagent is aldehyde and it is the oxidising product of 1° alcohol. So, among the given options 2, 2-dimethyl propan-1-ol (molecular mass =88 ) is the required monohydric alcohol.</w:t>
             </w:r>
           </w:p>
         </w:tc>

--- a/dist/exports/kcet-alcohol-phenols-and-ethers_revision_notes.docx
+++ b/dist/exports/kcet-alcohol-phenols-and-ethers_revision_notes.docx
@@ -164,10 +164,10 @@
             <w:r>
               <w:rPr>
                 <w:b/>
-                <w:color w:val="C53030"/>
+                <w:color w:val="2B6CB0"/>
                 <w:sz w:val="19"/>
               </w:rPr>
-              <w:t>Very High</w:t>
+              <w:t>High</w:t>
             </w:r>
           </w:p>
         </w:tc>
@@ -189,7 +189,7 @@
                 <w:color w:val="2D3748"/>
                 <w:sz w:val="19"/>
               </w:rPr>
-              <w:t>Williamson Ether Synthesis &amp; Cleavage by HI</w:t>
+              <w:t>Ethers: Williamson Synthesis &amp; Cleavage with HI</w:t>
             </w:r>
           </w:p>
         </w:tc>
@@ -209,7 +209,7 @@
               <w:rPr>
                 <w:sz w:val="19"/>
               </w:rPr>
-              <w:t>17 PYQs</w:t>
+              <w:t>14 PYQs</w:t>
             </w:r>
           </w:p>
         </w:tc>
@@ -251,10 +251,10 @@
             <w:r>
               <w:rPr>
                 <w:b/>
-                <w:color w:val="C53030"/>
+                <w:color w:val="2B6CB0"/>
                 <w:sz w:val="19"/>
               </w:rPr>
-              <w:t>Very High</w:t>
+              <w:t>High</w:t>
             </w:r>
           </w:p>
         </w:tc>
@@ -276,7 +276,7 @@
                 <w:color w:val="2D3748"/>
                 <w:sz w:val="19"/>
               </w:rPr>
-              <w:t>Acidity of Phenols &amp; Distinguishing Tests</w:t>
+              <w:t>Phenols: Acidity &amp; Named Reactions (Kolbe &amp; Reimer-Tiemann)</w:t>
             </w:r>
           </w:p>
         </w:tc>
@@ -296,7 +296,7 @@
               <w:rPr>
                 <w:sz w:val="19"/>
               </w:rPr>
-              <w:t>15 PYQs</w:t>
+              <w:t>13 PYQs</w:t>
             </w:r>
           </w:p>
         </w:tc>
@@ -318,6 +318,93 @@
                 <w:sz w:val="19"/>
               </w:rPr>
               <w:t>Phenols</w:t>
+            </w:r>
+          </w:p>
+        </w:tc>
+      </w:tr>
+      <w:tr>
+        <w:tc>
+          <w:tcPr>
+            <w:tcW w:type="dxa" w:w="2160"/>
+            <w:shd w:fill="F7FAFC"/>
+            <w:tcMar>
+              <w:top w:w="80" w:type="dxa"/>
+              <w:bottom w:w="80" w:type="dxa"/>
+              <w:left w:w="150" w:type="dxa"/>
+              <w:right w:w="150" w:type="dxa"/>
+            </w:tcMar>
+          </w:tcPr>
+          <w:p>
+            <w:r>
+              <w:rPr>
+                <w:b/>
+                <w:color w:val="718096"/>
+                <w:sz w:val="19"/>
+              </w:rPr>
+              <w:t>Moderate</w:t>
+            </w:r>
+          </w:p>
+        </w:tc>
+        <w:tc>
+          <w:tcPr>
+            <w:tcW w:type="dxa" w:w="4320"/>
+            <w:shd w:fill="F7FAFC"/>
+            <w:tcMar>
+              <w:top w:w="80" w:type="dxa"/>
+              <w:bottom w:w="80" w:type="dxa"/>
+              <w:left w:w="150" w:type="dxa"/>
+              <w:right w:w="150" w:type="dxa"/>
+            </w:tcMar>
+          </w:tcPr>
+          <w:p>
+            <w:r>
+              <w:rPr>
+                <w:b/>
+                <w:color w:val="2D3748"/>
+                <w:sz w:val="19"/>
+              </w:rPr>
+              <w:t>Alcohols: Preparation, Lucas Test &amp; Dehydration</w:t>
+            </w:r>
+          </w:p>
+        </w:tc>
+        <w:tc>
+          <w:tcPr>
+            <w:tcW w:type="dxa" w:w="1728"/>
+            <w:shd w:fill="F7FAFC"/>
+            <w:tcMar>
+              <w:top w:w="80" w:type="dxa"/>
+              <w:bottom w:w="80" w:type="dxa"/>
+              <w:left w:w="150" w:type="dxa"/>
+              <w:right w:w="150" w:type="dxa"/>
+            </w:tcMar>
+          </w:tcPr>
+          <w:p>
+            <w:r>
+              <w:rPr>
+                <w:sz w:val="19"/>
+              </w:rPr>
+              <w:t>5 PYQs</w:t>
+            </w:r>
+          </w:p>
+        </w:tc>
+        <w:tc>
+          <w:tcPr>
+            <w:tcW w:type="dxa" w:w="1872"/>
+            <w:shd w:fill="F7FAFC"/>
+            <w:tcMar>
+              <w:top w:w="80" w:type="dxa"/>
+              <w:bottom w:w="80" w:type="dxa"/>
+              <w:left w:w="150" w:type="dxa"/>
+              <w:right w:w="150" w:type="dxa"/>
+            </w:tcMar>
+          </w:tcPr>
+          <w:p>
+            <w:r>
+              <w:rPr>
+                <w:color w:val="718096"/>
+                <w:sz w:val="19"/>
+              </w:rPr>
+              <w:t>Alcohols</w:t>
             </w:r>
           </w:p>
         </w:tc>
@@ -417,7 +504,7 @@
                 <w:color w:val="1A365D"/>
                 <w:sz w:val="19"/>
               </w:rPr>
-              <w:t>Williamson Ether Synthesis &amp; Cleavage by HI</w:t>
+              <w:t>Ethers: Williamson Synthesis &amp; Cleavage with HI</w:t>
             </w:r>
           </w:p>
         </w:tc>
@@ -439,7 +526,7 @@
                 <w:color w:val="2D3748"/>
                 <w:sz w:val="19"/>
               </w:rPr>
-              <w:t>\text{Williamson: } \text{R-O}^- \text{Na}^+ + \text{R'-X (must be } 1^\circ) \to \text{R-O-R'} + \text{NaX}</w:t>
+              <w:t>\text{Williamson: } \text{R-O}^-\text{Na}^+ + \text{R'-X} (1^\\circ) \xrightarrow{S_N2} \text{R-O-R'}, \quad \text{Cleavage of Anisole}: \text{C}_6\text{H}_5\text{OCH}_3 + \text{HI} \to \text{C}_6\text{H}_5\text{OH} + \text{CH}_3\text{I}</w:t>
             </w:r>
           </w:p>
         </w:tc>
@@ -463,7 +550,7 @@
                 <w:color w:val="1A365D"/>
                 <w:sz w:val="19"/>
               </w:rPr>
-              <w:t>Acidity of Phenols &amp; Distinguishing Tests</w:t>
+              <w:t>Phenols: Acidity &amp; Named Reactions (Kolbe &amp; Reimer-Tiemann)</w:t>
             </w:r>
           </w:p>
         </w:tc>
@@ -485,7 +572,53 @@
                 <w:color w:val="2D3748"/>
                 <w:sz w:val="19"/>
               </w:rPr>
-              <w:t>\text{Acidity: Picric acid} &gt; \text{p-Nitrophenol} &gt; \text{Phenol} &gt; \text{Water} &gt; \text{Ethanol}, \quad \text{Lucas: } 3^\circ \text{ (turbidity immediately)}, 2^\circ \text{ (5 mins)}, 1^\circ \text{ (no turbidity)}</w:t>
+              <w:t>\text{Kolbe: } \text{C}_6\text{H}_5\text{ONa} + \text{CO}_2 \xrightarrow{400\text{K}, 4-7\text{atm}} \text{Salicylic Acid}, \quad \text{Reimer-Tiemann: } \text{Phenol} + \text{CHCl}_3/\text{NaOH} \to \text{Salicylaldehyde}</w:t>
+            </w:r>
+          </w:p>
+        </w:tc>
+      </w:tr>
+      <w:tr>
+        <w:tc>
+          <w:tcPr>
+            <w:tcW w:type="dxa" w:w="3600"/>
+            <w:shd w:fill="F7FAFC"/>
+            <w:tcMar>
+              <w:top w:w="100" w:type="dxa"/>
+              <w:bottom w:w="100" w:type="dxa"/>
+              <w:left w:w="150" w:type="dxa"/>
+              <w:right w:w="150" w:type="dxa"/>
+            </w:tcMar>
+          </w:tcPr>
+          <w:p>
+            <w:r>
+              <w:rPr>
+                <w:b/>
+                <w:color w:val="1A365D"/>
+                <w:sz w:val="19"/>
+              </w:rPr>
+              <w:t>Alcohols: Preparation, Lucas Test &amp; Dehydration</w:t>
+            </w:r>
+          </w:p>
+        </w:tc>
+        <w:tc>
+          <w:tcPr>
+            <w:tcW w:type="dxa" w:w="6480"/>
+            <w:shd w:fill="F7FAFC"/>
+            <w:tcMar>
+              <w:top w:w="100" w:type="dxa"/>
+              <w:bottom w:w="100" w:type="dxa"/>
+              <w:left w:w="150" w:type="dxa"/>
+              <w:right w:w="150" w:type="dxa"/>
+            </w:tcMar>
+          </w:tcPr>
+          <w:p>
+            <w:r>
+              <w:rPr>
+                <w:rFonts w:ascii="Cambria Math" w:hAnsi="Cambria Math"/>
+                <w:color w:val="2D3748"/>
+                <w:sz w:val="19"/>
+              </w:rPr>
+              <w:t>\text{Lucas: } 3^\\circ \to \text{Immediate}, \quad 2^\\circ \to 5\text{ mins}, \quad 1^\\circ \to \text{No turbidity at room temp}</w:t>
             </w:r>
           </w:p>
         </w:tc>
@@ -517,7 +650,7 @@
           <w:color w:val="2B6CB0"/>
           <w:sz w:val="24"/>
         </w:rPr>
-        <w:t>3.1 Williamson Ether Synthesis &amp; Cleavage by HI (Very High Yield — 17 PYQs)</w:t>
+        <w:t>3.1 Ethers: Williamson Synthesis &amp; Cleavage with HI (High Yield — 14 PYQs)</w:t>
       </w:r>
     </w:p>
     <w:p>
@@ -532,7 +665,7 @@
         <w:rPr>
           <w:sz w:val="20"/>
         </w:rPr>
-        <w:t>Alkoxide SN2 displacement on primary halides, and ether cleavage mechanism with concentrated HI.</w:t>
+        <w:t>Williamson Synthesis: Reaction of sodium alkoxide with 1° alkyl halide via S_N2 mechanism. Cleavage with concentrated HI: With unsymmetrical ethers containing 1° and 2° alkyl groups, the smaller alkyl group forms alkyl iodide via S_N2. If one alkyl group is 3° (e.g. tert-butyl methyl ether), the 3° group forms the iodide via S_N1 carbocation mechanism!</w:t>
       </w:r>
     </w:p>
     <w:tbl>
@@ -570,7 +703,7 @@
                 <w:color w:val="2D3748"/>
                 <w:sz w:val="19"/>
               </w:rPr>
-              <w:t>In Williamson synthesis, the alkyl halide MUST be primary (1°). If a tertiary (3°) halide is used, elimination dominates to give an ALKENE instead of an ether!</w:t>
+              <w:t>In Williamson synthesis, using a 3° alkyl halide with sodium alkoxide yields an ALKENE via elimination, NOT an ether!</w:t>
             </w:r>
           </w:p>
         </w:tc>
@@ -611,7 +744,7 @@
                 <w:color w:val="2D3748"/>
                 <w:sz w:val="19"/>
               </w:rPr>
-              <w:t>With unsymmetrical ethers + HI: If one alkyl group is tertiary (3°), the iodide attaches to the 3° carbon (via SN1). If both are 1° or 2°, iodide attacks the less hindered carbon (via SN2).</w:t>
+              <w:t>Cleavage of anisole (extC_6 extH_5 extOCH_3) with HI always yields Phenol and Methyl Iodide because C_6H_5-O partial double bond cannot be broken.</w:t>
             </w:r>
           </w:p>
         </w:tc>
@@ -694,13 +827,13 @@
           <w:b/>
           <w:sz w:val="18"/>
         </w:rPr>
-        <w:t xml:space="preserve">[2026 Shift] Q#3 (MCQ): </w:t>
+        <w:t xml:space="preserve">[2025 Shift] Q#1 (MCQ): </w:t>
       </w:r>
       <w:r>
         <w:rPr>
           <w:sz w:val="18"/>
         </w:rPr>
-        <w:t xml:space="preserve">"R-CH_(2)OH is converted into R-CHO by reacting with ________...."  </w:t>
+        <w:t xml:space="preserve">"Ethyl alcohol is heated with concentrated sulphuric acid at 413 K . The major product..."  </w:t>
       </w:r>
       <w:r>
         <w:rPr>
@@ -725,7 +858,7 @@
           <w:color w:val="2B6CB0"/>
           <w:sz w:val="24"/>
         </w:rPr>
-        <w:t>3.2 Acidity of Phenols &amp; Distinguishing Tests (Very High Yield — 15 PYQs)</w:t>
+        <w:t>3.2 Phenols: Acidity &amp; Named Reactions (Kolbe &amp; Reimer-Tiemann) (High Yield — 13 PYQs)</w:t>
       </w:r>
     </w:p>
     <w:p>
@@ -740,7 +873,7 @@
         <w:rPr>
           <w:sz w:val="20"/>
         </w:rPr>
-        <w:t>Phenoxide resonance stabilization, substituent effects on acidity, Reimer-Tiemann and Kolbe-Schmitt reactions, and Lucas test.</w:t>
+        <w:t>Phenol is acidic (pK_a ≈ 10) because phenoxide ion is resonance stabilized. Electron withdrawing groups (e.g. -NO_2) increase acidity; picric acid (2,4,6-trinitrophenol) is strongly acidic (pK_a = 0.38). Kolbe's reaction: Sodium phenoxide with CO_2 at 400 K and 4-7 atm gives salicylic acid (precursor to aspirin). Reimer-Tiemann reaction: Phenol with CHCl_3 + aq. NaOH generates dichlorocarbene electrophile (:CCl_2) to yield salicylaldehyde.</w:t>
       </w:r>
     </w:p>
     <w:tbl>
@@ -778,7 +911,7 @@
                 <w:color w:val="2D3748"/>
                 <w:sz w:val="19"/>
               </w:rPr>
-              <w:t>Electron withdrawing groups (-NO_2, -CN) INCREASE phenol acidity (especially at ortho and para positions), while electron donating groups (-CH_3) decrease acidity.</w:t>
+              <w:t>The reactive electrophilic intermediate in Reimer-Tiemann reaction is DICHLOROCARBENE (:CCl_2), an electron-deficient neutral species with 6 valence electrons.</w:t>
             </w:r>
           </w:p>
         </w:tc>
@@ -819,7 +952,7 @@
                 <w:color w:val="2D3748"/>
                 <w:sz w:val="19"/>
               </w:rPr>
-              <w:t>Reimer-Tiemann reaction involves dichlorocarbene (:CCl_2) as an electrophilic intermediate to convert phenol to salicylaldehyde.</w:t>
+              <w:t>Phenol reacts with bromine water to give a white precipitate of 2,4,6-tribromophenol; with neutral FeCl_3, it gives a characteristic violet coloration.</w:t>
             </w:r>
           </w:p>
         </w:tc>
@@ -836,6 +969,33 @@
           <w:sz w:val="19"/>
         </w:rPr>
         <w:t>Source PYQs testing this concept:</w:t>
+      </w:r>
+    </w:p>
+    <w:p>
+      <w:pPr>
+        <w:pStyle w:val="ListBullet"/>
+        <w:spacing w:after="40"/>
+      </w:pPr>
+      <w:r>
+        <w:rPr>
+          <w:b/>
+          <w:sz w:val="18"/>
+        </w:rPr>
+        <w:t xml:space="preserve">[2025 Shift] Q#2 (MCQ): </w:t>
+      </w:r>
+      <w:r>
+        <w:rPr>
+          <w:sz w:val="18"/>
+        </w:rPr>
+        <w:t xml:space="preserve">"Phenol can be distinguished from propanol by using the reagent..."  </w:t>
+      </w:r>
+      <w:r>
+        <w:rPr>
+          <w:b/>
+          <w:color w:val="2B6CB0"/>
+          <w:sz w:val="18"/>
+        </w:rPr>
+        <w:t>[Ans: N/A]</w:t>
       </w:r>
     </w:p>
     <w:p>
@@ -875,13 +1035,167 @@
           <w:b/>
           <w:sz w:val="18"/>
         </w:rPr>
-        <w:t xml:space="preserve">[2024 Shift] Q#1 (MCQ): </w:t>
+        <w:t xml:space="preserve">[2025 Shift] Q#4 (MCQ): </w:t>
       </w:r>
       <w:r>
         <w:rPr>
           <w:sz w:val="18"/>
         </w:rPr>
-        <w:t xml:space="preserve">"8.8 g of monohydric alcohol added to ethyl magnesium iodide in ether liberates 2240cm^3 of ethane at STP. This monohydric alcohol when o..."  </w:t>
+        <w:t xml:space="preserve">"AandBrespectively are..."  </w:t>
+      </w:r>
+      <w:r>
+        <w:rPr>
+          <w:b/>
+          <w:color w:val="2B6CB0"/>
+          <w:sz w:val="18"/>
+        </w:rPr>
+        <w:t>[Ans: N/A]</w:t>
+      </w:r>
+    </w:p>
+    <w:p>
+      <w:pPr>
+        <w:spacing w:after="120"/>
+      </w:pPr>
+    </w:p>
+    <w:p>
+      <w:pPr>
+        <w:pStyle w:val="Heading2"/>
+      </w:pPr>
+      <w:r>
+        <w:rPr>
+          <w:color w:val="2B6CB0"/>
+          <w:sz w:val="24"/>
+        </w:rPr>
+        <w:t>3.3 Alcohols: Preparation, Lucas Test &amp; Dehydration (Moderate Yield — 5 PYQs)</w:t>
+      </w:r>
+    </w:p>
+    <w:p>
+      <w:r>
+        <w:rPr>
+          <w:b/>
+          <w:sz w:val="20"/>
+        </w:rPr>
+        <w:t xml:space="preserve">Core Principle: </w:t>
+      </w:r>
+      <w:r>
+        <w:rPr>
+          <w:sz w:val="20"/>
+        </w:rPr>
+        <w:t>Lucas reagent (anhydrous ZnCl_2 + conc. HCl) distinguishes alcohols: 3° alcohol gives turbidity immediately; 2° alcohol gives turbidity in 5 minutes; 1° alcohol gives no turbidity at room temperature. Hydroboration-oxidation of alkenes gives anti-Markovnikov alcohol (without rearrangement). Acid-catalyzed dehydration of alcohols follows ease of carbocation: 3° &gt; 2° &gt; 1°.</w:t>
+      </w:r>
+    </w:p>
+    <w:tbl>
+      <w:tblPr>
+        <w:tblW w:type="auto" w:w="0"/>
+        <w:jc w:val="center"/>
+        <w:tblLook w:firstColumn="1" w:firstRow="1" w:lastColumn="0" w:lastRow="0" w:noHBand="0" w:noVBand="1" w:val="04A0"/>
+      </w:tblPr>
+      <w:tblGrid>
+        <w:gridCol w:w="10080"/>
+      </w:tblGrid>
+      <w:tr>
+        <w:tc>
+          <w:tcPr>
+            <w:tcW w:type="dxa" w:w="10080"/>
+            <w:shd w:fill="FFF5F5"/>
+            <w:tcMar>
+              <w:top w:w="100" w:type="dxa"/>
+              <w:bottom w:w="100" w:type="dxa"/>
+              <w:left w:w="150" w:type="dxa"/>
+              <w:right w:w="150" w:type="dxa"/>
+            </w:tcMar>
+          </w:tcPr>
+          <w:p>
+            <w:r>
+              <w:rPr>
+                <w:b/>
+                <w:color w:val="C53030"/>
+                <w:sz w:val="19"/>
+              </w:rPr>
+              <w:t xml:space="preserve">⚠️ Common Trap / JEE Pitfall: </w:t>
+            </w:r>
+            <w:r>
+              <w:rPr>
+                <w:color w:val="2D3748"/>
+                <w:sz w:val="19"/>
+              </w:rPr>
+              <w:t>Oxidation of 1° alcohol with PCC (pyridinium chlorochromate) yields an aldehyde; oxidation with acidified KMnO_4 oxidizes it all the way to carboxylic acid.</w:t>
+            </w:r>
+          </w:p>
+        </w:tc>
+      </w:tr>
+    </w:tbl>
+    <w:tbl>
+      <w:tblPr>
+        <w:tblW w:type="auto" w:w="0"/>
+        <w:jc w:val="center"/>
+        <w:tblLook w:firstColumn="1" w:firstRow="1" w:lastColumn="0" w:lastRow="0" w:noHBand="0" w:noVBand="1" w:val="04A0"/>
+      </w:tblPr>
+      <w:tblGrid>
+        <w:gridCol w:w="10080"/>
+      </w:tblGrid>
+      <w:tr>
+        <w:tc>
+          <w:tcPr>
+            <w:tcW w:type="dxa" w:w="10080"/>
+            <w:shd w:fill="F0FFF4"/>
+            <w:tcMar>
+              <w:top w:w="100" w:type="dxa"/>
+              <w:bottom w:w="100" w:type="dxa"/>
+              <w:left w:w="150" w:type="dxa"/>
+              <w:right w:w="150" w:type="dxa"/>
+            </w:tcMar>
+          </w:tcPr>
+          <w:p>
+            <w:r>
+              <w:rPr>
+                <w:b/>
+                <w:color w:val="276749"/>
+                <w:sz w:val="19"/>
+              </w:rPr>
+              <w:t xml:space="preserve">💡 Speed Hack / Trick: </w:t>
+            </w:r>
+            <w:r>
+              <w:rPr>
+                <w:color w:val="2D3748"/>
+                <w:sz w:val="19"/>
+              </w:rPr>
+              <w:t>Methanol is poisonous because it is oxidized in the liver to methanal (formaldehyde) and then formic acid, which causes blindness and metabolic acidosis.</w:t>
+            </w:r>
+          </w:p>
+        </w:tc>
+      </w:tr>
+    </w:tbl>
+    <w:p>
+      <w:pPr>
+        <w:spacing w:before="120" w:after="40"/>
+      </w:pPr>
+      <w:r>
+        <w:rPr>
+          <w:b/>
+          <w:color w:val="1A365D"/>
+          <w:sz w:val="19"/>
+        </w:rPr>
+        <w:t>Source PYQs testing this concept:</w:t>
+      </w:r>
+    </w:p>
+    <w:p>
+      <w:pPr>
+        <w:pStyle w:val="ListBullet"/>
+        <w:spacing w:after="40"/>
+      </w:pPr>
+      <w:r>
+        <w:rPr>
+          <w:b/>
+          <w:sz w:val="18"/>
+        </w:rPr>
+        <w:t xml:space="preserve">[2026 Shift] Q#3 (MCQ): </w:t>
+      </w:r>
+      <w:r>
+        <w:rPr>
+          <w:sz w:val="18"/>
+        </w:rPr>
+        <w:t xml:space="preserve">"R-CH_(2)OH is converted into R-CHO by reacting with ________...."  </w:t>
       </w:r>
       <w:r>
         <w:rPr>
@@ -902,13 +1216,40 @@
           <w:b/>
           <w:sz w:val="18"/>
         </w:rPr>
-        <w:t xml:space="preserve">[2023 Shift] Q#2 (MCQ): </w:t>
+        <w:t xml:space="preserve">[2026 Shift] Q#4 (MCQ): </w:t>
       </w:r>
       <w:r>
         <w:rPr>
           <w:sz w:val="18"/>
         </w:rPr>
-        <w:t xml:space="preserve">"Y in the above reaction is..."  </w:t>
+        <w:t xml:space="preserve">"$\text{C}_{3}\text{H}_{6}\overset{(i)\text{BH}_{3};(ii)\text{H}_{2}\text{O}_{2}/\text{NaOH}}{\rightarrow \le ftarrow}P\overset{\text{CrO}_{3..."  </w:t>
+      </w:r>
+      <w:r>
+        <w:rPr>
+          <w:b/>
+          <w:color w:val="2B6CB0"/>
+          <w:sz w:val="18"/>
+        </w:rPr>
+        <w:t>[Ans: N/A]</w:t>
+      </w:r>
+    </w:p>
+    <w:p>
+      <w:pPr>
+        <w:pStyle w:val="ListBullet"/>
+        <w:spacing w:after="40"/>
+      </w:pPr>
+      <w:r>
+        <w:rPr>
+          <w:b/>
+          <w:sz w:val="18"/>
+        </w:rPr>
+        <w:t xml:space="preserve">[2024 Shift] Q#2 (MCQ): </w:t>
+      </w:r>
+      <w:r>
+        <w:rPr>
+          <w:sz w:val="18"/>
+        </w:rPr>
+        <w:t xml:space="preserve">"When a tertiary alcohol ' A^'(C_(4)H_(10)O) reacts with 20%H_(3)PO_(4) at 358 K , it gives a compound ' B^'(C_(4)H_(8)) as a major..."  </w:t>
       </w:r>
       <w:r>
         <w:rPr>
@@ -1067,7 +1408,7 @@
           <w:color w:val="1A365D"/>
           <w:sz w:val="22"/>
         </w:rPr>
-        <w:t>Benchmark Problem 2: KCET 2024 (Q#1)</w:t>
+        <w:t>Benchmark Problem 2: KCET 2026 (Q#3)</w:t>
       </w:r>
     </w:p>
     <w:p>
@@ -1078,7 +1419,7 @@
         <w:rPr>
           <w:sz w:val="20"/>
         </w:rPr>
-        <w:t>8.8 g of monohydric alcohol added to ethyl magnesium iodide in ether liberates 2240cm^3 of ethane at STP. This monohydric alcohol when oxidised using pyridinium-chloro-chromate, forms a carbonyl compound that answers silver mirror test (Tollen's test). The monohydric alcohol is</w:t>
+        <w:t>R-CH_(2)OH is converted into R-CHO by reacting with ________.</w:t>
       </w:r>
     </w:p>
     <w:p>
@@ -1090,7 +1431,7 @@
         <w:rPr>
           <w:sz w:val="19"/>
         </w:rPr>
-        <w:t>(A) butan-2-ol</w:t>
+        <w:t>(A) Alkaline KMnO_(4)</w:t>
       </w:r>
     </w:p>
     <w:p>
@@ -1102,7 +1443,7 @@
         <w:rPr>
           <w:sz w:val="19"/>
         </w:rPr>
-        <w:t>(B) 2,2-dimethyl propan-1-ol</w:t>
+        <w:t>(B) LiAlH_(4)</w:t>
       </w:r>
     </w:p>
     <w:p>
@@ -1114,7 +1455,7 @@
         <w:rPr>
           <w:sz w:val="19"/>
         </w:rPr>
-        <w:t>(C) pentan-2-ol</w:t>
+        <w:t>(C) Na/C_(2)H_(5)OH</w:t>
       </w:r>
     </w:p>
     <w:p>
@@ -1126,7 +1467,7 @@
         <w:rPr>
           <w:sz w:val="19"/>
         </w:rPr>
-        <w:t>(D) 2, 2-dimethyl ethan-1-ol</w:t>
+        <w:t>(D) PCC (Pyridinium Chlorochromate)</w:t>
       </w:r>
     </w:p>
     <w:tbl>
@@ -1167,11 +1508,128 @@
               </w:rPr>
               <w:t>Solution Analysis:</w:t>
               <w:br/>
-              <w:t>Given that, 8.8 g of monohydric alcohol liberates 2240cm^3 of ethane.</w:t>
+              <w:t>R-CH_(2)OH is a primary alcohol. To convert a primary alcohol into an aldehyde, we need a mild oxidising agent. PCC oxidises primary alcohols to aldehydes without further oxidising them to carboxylic acids. R-CH_(2)OHvec(→ ≤ ftarrow)R-CHO Alkaline KMnO_(4) is a strong oxidising agent, so it usually oxidises primary alcohols further to carboxylic acids: R-CH_(2)OH\oversetalkalineKMnO_(4)→ ≤ ftarrowR-COOH LiAlH_(4) and Na/C_(2)H_(5)OH are reducing agents, so they are not used for this oxidation. So the correct answer is: Option D: PCC (Pyridinium Chlorochromate)</w:t>
+            </w:r>
+          </w:p>
+        </w:tc>
+      </w:tr>
+    </w:tbl>
+    <w:p>
+      <w:pPr>
+        <w:spacing w:after="120"/>
+      </w:pPr>
+    </w:p>
+    <w:p>
+      <w:pPr>
+        <w:spacing w:before="160" w:after="40"/>
+      </w:pPr>
+      <w:r>
+        <w:rPr>
+          <w:b/>
+          <w:color w:val="1A365D"/>
+          <w:sz w:val="22"/>
+        </w:rPr>
+        <w:t>Benchmark Problem 3: KCET 2021 (Q#4)</w:t>
+      </w:r>
+    </w:p>
+    <w:p>
+      <w:pPr>
+        <w:spacing w:after="80"/>
+      </w:pPr>
+      <w:r>
+        <w:rPr>
+          <w:sz w:val="20"/>
+        </w:rPr>
+        <w:t>A compound ^'A^'(C_(7)H_(8)O) is insoluble in NaHCO_(3) solution but dissolve in NaOH and give a characteristic colour with neutral FeCl_(3) solution. When treated with bromine water compound ' A ' forms the compound B with the formula C_(7)H_(5)OBr_(3) . ' A ' is</w:t>
+      </w:r>
+    </w:p>
+    <w:p>
+      <w:pPr>
+        <w:pStyle w:val="ListBullet"/>
+        <w:spacing w:after="20"/>
+      </w:pPr>
+      <w:r>
+        <w:rPr>
+          <w:sz w:val="19"/>
+        </w:rPr>
+        <w:t xml:space="preserve">(A) </w:t>
+      </w:r>
+    </w:p>
+    <w:p>
+      <w:pPr>
+        <w:pStyle w:val="ListBullet"/>
+        <w:spacing w:after="20"/>
+      </w:pPr>
+      <w:r>
+        <w:rPr>
+          <w:sz w:val="19"/>
+        </w:rPr>
+        <w:t xml:space="preserve">(B) </w:t>
+      </w:r>
+    </w:p>
+    <w:p>
+      <w:pPr>
+        <w:pStyle w:val="ListBullet"/>
+        <w:spacing w:after="20"/>
+      </w:pPr>
+      <w:r>
+        <w:rPr>
+          <w:sz w:val="19"/>
+        </w:rPr>
+        <w:t xml:space="preserve">(C) </w:t>
+      </w:r>
+    </w:p>
+    <w:p>
+      <w:pPr>
+        <w:pStyle w:val="ListBullet"/>
+        <w:spacing w:after="20"/>
+      </w:pPr>
+      <w:r>
+        <w:rPr>
+          <w:sz w:val="19"/>
+        </w:rPr>
+        <w:t xml:space="preserve">(D) </w:t>
+      </w:r>
+    </w:p>
+    <w:tbl>
+      <w:tblPr>
+        <w:tblW w:type="auto" w:w="0"/>
+        <w:jc w:val="center"/>
+        <w:tblLook w:firstColumn="1" w:firstRow="1" w:lastColumn="0" w:lastRow="0" w:noHBand="0" w:noVBand="1" w:val="04A0"/>
+      </w:tblPr>
+      <w:tblGrid>
+        <w:gridCol w:w="10080"/>
+      </w:tblGrid>
+      <w:tr>
+        <w:tc>
+          <w:tcPr>
+            <w:tcW w:type="dxa" w:w="10080"/>
+            <w:shd w:fill="F7FAFC"/>
+            <w:tcMar>
+              <w:top w:w="100" w:type="dxa"/>
+              <w:bottom w:w="100" w:type="dxa"/>
+              <w:left w:w="150" w:type="dxa"/>
+              <w:right w:w="150" w:type="dxa"/>
+            </w:tcMar>
+          </w:tcPr>
+          <w:p>
+            <w:r>
+              <w:rPr>
+                <w:b/>
+                <w:color w:val="1A365D"/>
+                <w:sz w:val="19"/>
+              </w:rPr>
+              <w:t>Correct Answer: None</w:t>
               <w:br/>
-              <w:t>So, 88 g of monohydric alcohol will liberate 22400cm^3 (STP)</w:t>
+            </w:r>
+            <w:r>
+              <w:rPr>
+                <w:color w:val="2D3748"/>
+                <w:sz w:val="18"/>
+              </w:rPr>
+              <w:t>Solution Analysis:</w:t>
               <w:br/>
-              <w:t>Now, the carbonyl compound that can oxidise Tollens reagent is aldehyde and it is the oxidising product of 1° alcohol. So, among the given options 2, 2-dimethyl propan-1-ol (molecular mass =88 ) is the required monohydric alcohol.</w:t>
+              <w:t>It is given in the question that, compound A gives a characteristic colour with neutral FeCl_(3) solution and soluble in NaOH solution that means it contains a phenolic group. Since compound ' A ' when treated with Br_(2) forms compound ' B ' with molecular formula C_(7)H_(5)OBr_(3) (ppt.). Considering the given information the given compound is most likely to be m -cresol. i.e. Thus, the overall reactions are as follows.</w:t>
             </w:r>
           </w:p>
         </w:tc>
